--- a/Документ_5_20260311_113847.docx
+++ b/Документ_5_20260311_113847.docx
@@ -9,7 +9,7 @@
       <w:r>
         <w:rPr>
           <w:b/>
-          <w:sz w:val="24"/>
+          <w:sz w:val="28"/>
         </w:rPr>
         <w:t>Начальнику отдела по вопросам миграции</w:t>
         <w:br/>
@@ -28,7 +28,7 @@
       <w:r>
         <w:rPr>
           <w:b w:val="0"/>
-          <w:sz w:val="24"/>
+          <w:sz w:val="28"/>
         </w:rPr>
         <w:t>Военной комендатурой (гарнизона, 3 разряда) (г. Абакан) проводятся разыскные мероприятия в отношении военнослужащего по контракту войсковой части 42038 рядового Фамилия 1 Имя 1 {{patronymic}}, 12.02.2026 года рождения, уроженца {{birth_place_town}}, зарегистрированного (проживающего) по адресу: {{registration_address}}, паспорт {{passport_series}} {{passport_number}}, выданный 12.02.2026 .</w:t>
       </w:r>
@@ -38,7 +38,7 @@
       <w:r>
         <w:rPr>
           <w:rFonts w:ascii="Times New Roman" w:hAnsi="Times New Roman"/>
-          <w:sz w:val="24"/>
+          <w:sz w:val="28"/>
         </w:rPr>
         <w:t>Руководствуясь, положениями межведомственного приказа от 24 октября 2023 года № 92/1/12533/113/22505/1/15-МВС «О мерах по активизации розыска лиц, совершивших преступления против порядка пребывания на военной службе» прошу Вас оказать содействие в розыске указанного военнослужащего, для чего поставить последнего на сторожевой контроль, а также сообщить в адрес военной комендатуры актуальные сведения о его регистрации по месту жительства, месте пребывания, паспортные данные.</w:t>
       </w:r>
@@ -48,7 +48,7 @@
       <w:r>
         <w:rPr>
           <w:rFonts w:ascii="Times New Roman" w:hAnsi="Times New Roman"/>
-          <w:sz w:val="24"/>
+          <w:sz w:val="28"/>
         </w:rPr>
         <w:t>В случае установления местонахождения военнослужащего поршу сообщить в военную комендатуру (гарнизона, 3 разряда) (г. Абакан).</w:t>
       </w:r>
@@ -59,14 +59,14 @@
         <w:rPr>
           <w:rFonts w:ascii="Times New Roman" w:hAnsi="Times New Roman"/>
           <w:b/>
-          <w:sz w:val="24"/>
+          <w:sz w:val="28"/>
         </w:rPr>
         <w:t xml:space="preserve">Ответ прошу направить по адресу: {{response_address}}. </w:t>
       </w:r>
       <w:r>
         <w:rPr>
           <w:rFonts w:ascii="Times New Roman" w:hAnsi="Times New Roman"/>
-          <w:sz w:val="24"/>
+          <w:sz w:val="28"/>
         </w:rPr>
         <w:t>Телефон для связи (факс) {{contact_phone}}.</w:t>
       </w:r>
@@ -81,7 +81,7 @@
         <w:rPr>
           <w:rFonts w:ascii="Times New Roman" w:hAnsi="Times New Roman"/>
           <w:b/>
-          <w:sz w:val="24"/>
+          <w:sz w:val="28"/>
         </w:rPr>
         <w:t>Временно исполняющий обязанности</w:t>
         <w:br/>
@@ -90,7 +90,7 @@
         <w:rPr>
           <w:rFonts w:ascii="Times New Roman" w:hAnsi="Times New Roman"/>
           <w:b/>
-          <w:sz w:val="24"/>
+          <w:sz w:val="28"/>
         </w:rPr>
         <w:t>военного коменданта военной комендатуры</w:t>
         <w:br/>
@@ -99,7 +99,7 @@
         <w:rPr>
           <w:rFonts w:ascii="Times New Roman" w:hAnsi="Times New Roman"/>
           <w:b/>
-          <w:sz w:val="24"/>
+          <w:sz w:val="28"/>
         </w:rPr>
         <w:t>(гарнизона, 3 разряда) (г. Абакан)</w:t>
         <w:br/>
@@ -108,7 +108,7 @@
         <w:rPr>
           <w:rFonts w:ascii="Times New Roman" w:hAnsi="Times New Roman"/>
           <w:b/>
-          <w:sz w:val="24"/>
+          <w:sz w:val="28"/>
         </w:rPr>
         <w:t>лейтенант юстиции</w:t>
         <w:br/>
@@ -117,7 +117,7 @@
         <w:rPr>
           <w:rFonts w:ascii="Times New Roman" w:hAnsi="Times New Roman"/>
           <w:b/>
-          <w:sz w:val="24"/>
+          <w:sz w:val="28"/>
         </w:rPr>
         <w:t>{{signatory_name}}</w:t>
       </w:r>
